--- a/Modelos/AP/FATEC/Memorando_aprovacao_laboratório_FATEC.docx
+++ b/Modelos/AP/FATEC/Memorando_aprovacao_laboratório_FATEC.docx
@@ -6,6 +6,7 @@
       <w:pPr>
         <w:ind w:left="-567"/>
       </w:pPr>
+      <w:bookmarkStart w:id="0" w:name="_GoBack"/>
       <w:r>
         <w:rPr>
           <w:noProof/>
@@ -234,30 +235,18 @@
       </w:r>
       <w:proofErr w:type="gramStart"/>
       <w:r>
-        <w:rPr>
-          <w:color w:val="FF0000"/>
-        </w:rPr>
         <w:t xml:space="preserve">{{ </w:t>
       </w:r>
       <w:proofErr w:type="spellStart"/>
       <w:r>
-        <w:rPr>
-          <w:color w:val="FF0000"/>
-        </w:rPr>
         <w:t>nome</w:t>
       </w:r>
       <w:proofErr w:type="gramEnd"/>
       <w:r>
-        <w:rPr>
-          <w:color w:val="FF0000"/>
-        </w:rPr>
         <w:t>_lab</w:t>
       </w:r>
       <w:proofErr w:type="spellEnd"/>
       <w:r>
-        <w:rPr>
-          <w:color w:val="FF0000"/>
-        </w:rPr>
         <w:t xml:space="preserve"> }}</w:t>
       </w:r>
       <w:r>
@@ -337,247 +326,176 @@
     <w:p>
       <w:pPr>
         <w:ind w:left="850"/>
-        <w:rPr>
-          <w:color w:val="FF0000"/>
-        </w:rPr>
-      </w:pPr>
-      <w:bookmarkStart w:id="0" w:name="_heading=h.gjdgxs" w:colFirst="0" w:colLast="0"/>
+      </w:pPr>
+      <w:bookmarkStart w:id="1" w:name="_heading=h.gjdgxs" w:colFirst="0" w:colLast="0"/>
+      <w:bookmarkEnd w:id="1"/>
+      <w:r>
+        <w:t xml:space="preserve">Prof./TAE: </w:t>
+      </w:r>
+      <w:proofErr w:type="gramStart"/>
+      <w:r>
+        <w:t xml:space="preserve">{{ </w:t>
+      </w:r>
+      <w:proofErr w:type="spellStart"/>
+      <w:r>
+        <w:t>nome</w:t>
+      </w:r>
+      <w:proofErr w:type="gramEnd"/>
+      <w:r>
+        <w:t>_coord</w:t>
+      </w:r>
+      <w:proofErr w:type="spellEnd"/>
+      <w:r>
+        <w:t xml:space="preserve"> }}</w:t>
+      </w:r>
+    </w:p>
+    <w:p>
+      <w:pPr>
+        <w:ind w:left="850"/>
+      </w:pPr>
+      <w:proofErr w:type="spellStart"/>
+      <w:r>
+        <w:t>Siape</w:t>
+      </w:r>
+      <w:proofErr w:type="spellEnd"/>
+      <w:r>
+        <w:t xml:space="preserve">: </w:t>
+      </w:r>
+      <w:proofErr w:type="gramStart"/>
+      <w:r>
+        <w:t xml:space="preserve">{{ </w:t>
+      </w:r>
+      <w:proofErr w:type="spellStart"/>
+      <w:r>
+        <w:t>siape</w:t>
+      </w:r>
+      <w:proofErr w:type="gramEnd"/>
+      <w:r>
+        <w:t>_coord</w:t>
+      </w:r>
+      <w:proofErr w:type="spellEnd"/>
+      <w:r>
+        <w:t xml:space="preserve"> }}</w:t>
+      </w:r>
+    </w:p>
+    <w:p>
+      <w:pPr>
+        <w:ind w:left="850"/>
+      </w:pPr>
+    </w:p>
+    <w:p>
+      <w:pPr>
+        <w:ind w:left="850"/>
+      </w:pPr>
+    </w:p>
+    <w:p>
+      <w:pPr>
+        <w:ind w:left="850"/>
+      </w:pPr>
+    </w:p>
+    <w:p>
+      <w:pPr>
+        <w:ind w:left="850"/>
+      </w:pPr>
+    </w:p>
+    <w:p>
+      <w:pPr>
+        <w:ind w:left="850"/>
+      </w:pPr>
+    </w:p>
+    <w:p>
+      <w:pPr>
+        <w:ind w:left="850"/>
+      </w:pPr>
+    </w:p>
+    <w:p>
+      <w:pPr>
+        <w:ind w:left="850"/>
+      </w:pPr>
+    </w:p>
+    <w:p>
+      <w:pPr>
+        <w:ind w:left="850"/>
+      </w:pPr>
+    </w:p>
+    <w:p>
+      <w:pPr>
+        <w:ind w:left="850"/>
+      </w:pPr>
+    </w:p>
+    <w:p>
+      <w:pPr>
+        <w:ind w:left="850"/>
+      </w:pPr>
+    </w:p>
+    <w:p>
+      <w:pPr>
+        <w:ind w:left="850"/>
+      </w:pPr>
+    </w:p>
+    <w:p>
+      <w:r>
+        <w:br/>
+      </w:r>
+      <w:r>
+        <w:t>_______________________</w:t>
+      </w:r>
+    </w:p>
+    <w:p>
+      <w:r>
+        <w:t>R</w:t>
+      </w:r>
+      <w:r>
+        <w:t>esponsável</w:t>
+      </w:r>
+    </w:p>
+    <w:p>
+      <w:r>
+        <w:t xml:space="preserve">Nome: </w:t>
+      </w:r>
+      <w:proofErr w:type="gramStart"/>
+      <w:r>
+        <w:t xml:space="preserve">{{ </w:t>
+      </w:r>
+      <w:proofErr w:type="spellStart"/>
+      <w:r>
+        <w:t>nome</w:t>
+      </w:r>
+      <w:proofErr w:type="gramEnd"/>
+      <w:r>
+        <w:t>_responsavel</w:t>
+      </w:r>
+      <w:proofErr w:type="spellEnd"/>
+      <w:r>
+        <w:t xml:space="preserve"> }}</w:t>
+      </w:r>
+    </w:p>
+    <w:p>
+      <w:proofErr w:type="spellStart"/>
+      <w:r>
+        <w:t>Siape</w:t>
+      </w:r>
+      <w:proofErr w:type="spellEnd"/>
+      <w:r>
+        <w:t xml:space="preserve">: </w:t>
+      </w:r>
+      <w:proofErr w:type="gramStart"/>
+      <w:r>
+        <w:t xml:space="preserve">{{ </w:t>
+      </w:r>
+      <w:proofErr w:type="spellStart"/>
+      <w:r>
+        <w:t>siape</w:t>
+      </w:r>
+      <w:proofErr w:type="gramEnd"/>
+      <w:r>
+        <w:t>_responsavel</w:t>
+      </w:r>
+      <w:proofErr w:type="spellEnd"/>
+      <w:r>
+        <w:t xml:space="preserve"> }}</w:t>
+      </w:r>
       <w:bookmarkEnd w:id="0"/>
-      <w:r>
-        <w:t xml:space="preserve">Prof./TAE: </w:t>
-      </w:r>
-      <w:proofErr w:type="gramStart"/>
-      <w:r>
-        <w:rPr>
-          <w:color w:val="FF0000"/>
-        </w:rPr>
-        <w:t xml:space="preserve">{{ </w:t>
-      </w:r>
-      <w:proofErr w:type="spellStart"/>
-      <w:r>
-        <w:rPr>
-          <w:color w:val="FF0000"/>
-        </w:rPr>
-        <w:t>nome</w:t>
-      </w:r>
-      <w:proofErr w:type="gramEnd"/>
-      <w:r>
-        <w:rPr>
-          <w:color w:val="FF0000"/>
-        </w:rPr>
-        <w:t>_coord</w:t>
-      </w:r>
-      <w:proofErr w:type="spellEnd"/>
-      <w:r>
-        <w:rPr>
-          <w:color w:val="FF0000"/>
-        </w:rPr>
-        <w:t xml:space="preserve"> }}</w:t>
-      </w:r>
-    </w:p>
-    <w:p>
-      <w:pPr>
-        <w:ind w:left="850"/>
-        <w:rPr>
-          <w:color w:val="FF0000"/>
-        </w:rPr>
-      </w:pPr>
-      <w:proofErr w:type="spellStart"/>
-      <w:r>
-        <w:t>Siape</w:t>
-      </w:r>
-      <w:proofErr w:type="spellEnd"/>
-      <w:r>
-        <w:t xml:space="preserve">: </w:t>
-      </w:r>
-      <w:proofErr w:type="gramStart"/>
-      <w:r>
-        <w:rPr>
-          <w:color w:val="FF0000"/>
-        </w:rPr>
-        <w:t xml:space="preserve">{{ </w:t>
-      </w:r>
-      <w:proofErr w:type="spellStart"/>
-      <w:r>
-        <w:rPr>
-          <w:color w:val="FF0000"/>
-        </w:rPr>
-        <w:t>siape</w:t>
-      </w:r>
-      <w:proofErr w:type="gramEnd"/>
-      <w:r>
-        <w:rPr>
-          <w:color w:val="FF0000"/>
-        </w:rPr>
-        <w:t>_coord</w:t>
-      </w:r>
-      <w:proofErr w:type="spellEnd"/>
-      <w:r>
-        <w:rPr>
-          <w:color w:val="FF0000"/>
-        </w:rPr>
-        <w:t xml:space="preserve"> }}</w:t>
-      </w:r>
-    </w:p>
-    <w:p>
-      <w:pPr>
-        <w:ind w:left="850"/>
-      </w:pPr>
-    </w:p>
-    <w:p>
-      <w:pPr>
-        <w:ind w:left="850"/>
-      </w:pPr>
-      <w:bookmarkStart w:id="1" w:name="_GoBack"/>
-      <w:bookmarkEnd w:id="1"/>
-    </w:p>
-    <w:p>
-      <w:pPr>
-        <w:ind w:left="850"/>
-      </w:pPr>
-    </w:p>
-    <w:p>
-      <w:pPr>
-        <w:ind w:left="850"/>
-      </w:pPr>
-    </w:p>
-    <w:p>
-      <w:pPr>
-        <w:ind w:left="850"/>
-      </w:pPr>
-    </w:p>
-    <w:p>
-      <w:pPr>
-        <w:ind w:left="850"/>
-      </w:pPr>
-    </w:p>
-    <w:p>
-      <w:pPr>
-        <w:ind w:left="850"/>
-      </w:pPr>
-    </w:p>
-    <w:p>
-      <w:pPr>
-        <w:ind w:left="850"/>
-      </w:pPr>
-    </w:p>
-    <w:p>
-      <w:pPr>
-        <w:ind w:left="850"/>
-      </w:pPr>
-    </w:p>
-    <w:p>
-      <w:pPr>
-        <w:ind w:left="850"/>
-      </w:pPr>
-    </w:p>
-    <w:p>
-      <w:pPr>
-        <w:ind w:left="850"/>
-      </w:pPr>
-    </w:p>
-    <w:p>
-      <w:r>
-        <w:br/>
-      </w:r>
-      <w:r>
-        <w:t>_______________________</w:t>
-      </w:r>
-    </w:p>
-    <w:p>
-      <w:r>
-        <w:t>R</w:t>
-      </w:r>
-      <w:r>
-        <w:t>esponsável</w:t>
-      </w:r>
-    </w:p>
-    <w:p>
-      <w:pPr>
-        <w:rPr>
-          <w:color w:val="FF0000"/>
-        </w:rPr>
-      </w:pPr>
-      <w:r>
-        <w:t xml:space="preserve">Nome: </w:t>
-      </w:r>
-      <w:proofErr w:type="gramStart"/>
-      <w:r>
-        <w:rPr>
-          <w:color w:val="FF0000"/>
-        </w:rPr>
-        <w:t xml:space="preserve">{{ </w:t>
-      </w:r>
-      <w:proofErr w:type="spellStart"/>
-      <w:r>
-        <w:rPr>
-          <w:color w:val="FF0000"/>
-        </w:rPr>
-        <w:t>nome</w:t>
-      </w:r>
-      <w:proofErr w:type="gramEnd"/>
-      <w:r>
-        <w:rPr>
-          <w:color w:val="FF0000"/>
-        </w:rPr>
-        <w:t>_responsavel</w:t>
-      </w:r>
-      <w:proofErr w:type="spellEnd"/>
-      <w:r>
-        <w:rPr>
-          <w:color w:val="FF0000"/>
-        </w:rPr>
-        <w:t xml:space="preserve"> }}</w:t>
-      </w:r>
-    </w:p>
-    <w:p>
-      <w:pPr>
-        <w:rPr>
-          <w:color w:val="FF0000"/>
-        </w:rPr>
-      </w:pPr>
-      <w:proofErr w:type="spellStart"/>
-      <w:r>
-        <w:t>Siape</w:t>
-      </w:r>
-      <w:proofErr w:type="spellEnd"/>
-      <w:r>
-        <w:t>:</w:t>
-      </w:r>
-      <w:r>
-        <w:rPr>
-          <w:color w:val="FF0000"/>
-        </w:rPr>
-        <w:t xml:space="preserve"> </w:t>
-      </w:r>
-      <w:proofErr w:type="gramStart"/>
-      <w:r>
-        <w:rPr>
-          <w:color w:val="FF0000"/>
-        </w:rPr>
-        <w:t xml:space="preserve">{{ </w:t>
-      </w:r>
-      <w:proofErr w:type="spellStart"/>
-      <w:r>
-        <w:rPr>
-          <w:color w:val="FF0000"/>
-        </w:rPr>
-        <w:t>siape</w:t>
-      </w:r>
-      <w:proofErr w:type="gramEnd"/>
-      <w:r>
-        <w:rPr>
-          <w:color w:val="FF0000"/>
-        </w:rPr>
-        <w:t>_responsavel</w:t>
-      </w:r>
-      <w:proofErr w:type="spellEnd"/>
-      <w:r>
-        <w:rPr>
-          <w:color w:val="FF0000"/>
-        </w:rPr>
-        <w:t xml:space="preserve"> }}</w:t>
-      </w:r>
     </w:p>
     <w:sectPr>
       <w:type w:val="continuous"/>
